--- a/en/wisdom-stories/silent-corridor.docx
+++ b/en/wisdom-stories/silent-corridor.docx
@@ -4,246 +4,131 @@
   <w:body>
     <w:p>
       <w:pPr>
-        <w:spacing w:before="0" w:after="60"/>
-        <w:jc w:val="left"/>
+        <w:pStyle w:val="Title"/>
       </w:pPr>
       <w:r>
-        <w:rPr>
-          <w:rFonts w:ascii="Arial" w:hAnsi="Arial" w:eastAsia="Arial"/>
-          <w:i w:val="0"/>
-          <w:color w:val="000000"/>
-          <w:sz w:val="52"/>
-        </w:rPr>
-        <w:t>Silent corridor</w:t>
+        <w:t>The Silent Corridor</w:t>
       </w:r>
     </w:p>
     <w:p>
-      <w:pPr>
-        <w:jc w:val="left"/>
-      </w:pPr>
+      <w:pPr/>
       <w:r>
-        <w:rPr>
-          <w:rFonts w:ascii="Arial" w:hAnsi="Arial" w:eastAsia="Arial"/>
-          <w:i w:val="0"/>
-          <w:color w:val="000000"/>
-          <w:sz w:val="22"/>
-        </w:rPr>
         <w:t>There were two organizations working together — one was the sponsor, the other was the project development agency.</w:t>
       </w:r>
     </w:p>
     <w:p>
-      <w:pPr>
-        <w:jc w:val="left"/>
-      </w:pPr>
+      <w:pPr/>
       <w:r>
-        <w:rPr>
-          <w:rFonts w:ascii="Arial" w:hAnsi="Arial" w:eastAsia="Arial"/>
-          <w:i w:val="0"/>
-          <w:color w:val="000000"/>
-          <w:sz w:val="22"/>
-        </w:rPr>
         <w:t>The project team worked tirelessly for months, carefully polishing the documents, and one day, when everything was ready, they sent the materials to the sponsor and began to wait for a response. Days passed, weeks passed. The result — silence.</w:t>
       </w:r>
     </w:p>
     <w:p>
       <w:pPr>
-        <w:jc w:val="left"/>
+        <w:spacing w:after="80"/>
       </w:pPr>
       <w:r>
-        <w:rPr>
-          <w:rFonts w:ascii="Arial" w:hAnsi="Arial" w:eastAsia="Arial"/>
-          <w:i w:val="0"/>
-          <w:color w:val="000000"/>
-          <w:sz w:val="22"/>
-        </w:rPr>
         <w:t>The uncertainty within the team grew, spreading like a shadow along the corridor:</w:t>
       </w:r>
     </w:p>
     <w:p>
       <w:pPr>
-        <w:jc w:val="left"/>
+        <w:spacing w:after="80"/>
       </w:pPr>
       <w:r>
-        <w:rPr>
-          <w:rFonts w:ascii="Arial" w:hAnsi="Arial" w:eastAsia="Arial"/>
-          <w:i w:val="0"/>
-          <w:color w:val="000000"/>
-          <w:sz w:val="22"/>
-        </w:rPr>
         <w:t>“Have the documents arrived? Have they been reviewed?”</w:t>
       </w:r>
     </w:p>
     <w:p>
       <w:pPr>
-        <w:jc w:val="left"/>
+        <w:spacing w:after="80"/>
       </w:pPr>
       <w:r>
-        <w:rPr>
-          <w:rFonts w:ascii="Arial" w:hAnsi="Arial" w:eastAsia="Arial"/>
-          <w:i w:val="0"/>
-          <w:color w:val="000000"/>
-          <w:sz w:val="22"/>
-        </w:rPr>
-        <w:t>No one had any clear information. And requests to the sponsor only brought vague, vague answers.</w:t>
+        <w:t>No one knew. Each inquiry brought only another vague response.</w:t>
+      </w:r>
+    </w:p>
+    <w:p>
+      <w:pPr/>
+      <w:r>
+        <w:t>A few months later, the team decided to go directly to the sponsor’s office to clarify the matter. There, the truth finally emerged:</w:t>
+      </w:r>
+    </w:p>
+    <w:p>
+      <w:pPr/>
+      <w:r>
+        <w:t>“Yes, we received the documents, but we couldn’t accept them. The submission format was wrong, and the required procedure hadn’t been followed.”</w:t>
       </w:r>
     </w:p>
     <w:p>
       <w:pPr>
-        <w:jc w:val="left"/>
+        <w:spacing w:after="80"/>
       </w:pPr>
       <w:r>
-        <w:rPr>
-          <w:rFonts w:ascii="Arial" w:hAnsi="Arial" w:eastAsia="Arial"/>
-          <w:i w:val="0"/>
-          <w:color w:val="000000"/>
-          <w:sz w:val="22"/>
-        </w:rPr>
-        <w:t>A few months later, the team decided to go directly to the sponsor’s office to clarify the matter. There, the truth finally emerged:</w:t>
-      </w:r>
-    </w:p>
-    <w:p>
-      <w:pPr>
-        <w:jc w:val="left"/>
-      </w:pPr>
-      <w:r>
-        <w:rPr>
-          <w:rFonts w:ascii="Arial" w:hAnsi="Arial" w:eastAsia="Arial"/>
-          <w:i w:val="0"/>
-          <w:color w:val="000000"/>
-          <w:sz w:val="22"/>
-        </w:rPr>
-        <w:t>“Yes, the documents arrived. But we did not accept them. Because the submission form was incorrect and the official procedure was not followed.”</w:t>
-      </w:r>
-    </w:p>
-    <w:p>
-      <w:pPr>
-        <w:jc w:val="left"/>
-      </w:pPr>
-      <w:r>
-        <w:rPr>
-          <w:rFonts w:ascii="Arial" w:hAnsi="Arial" w:eastAsia="Arial"/>
-          <w:i w:val="0"/>
-          <w:color w:val="000000"/>
-          <w:sz w:val="22"/>
-        </w:rPr>
         <w:t>The team froze in place.</w:t>
       </w:r>
     </w:p>
     <w:p>
       <w:pPr>
-        <w:jc w:val="left"/>
+        <w:spacing w:after="80"/>
       </w:pPr>
       <w:r>
-        <w:rPr>
-          <w:rFonts w:ascii="Arial" w:hAnsi="Arial" w:eastAsia="Arial"/>
-          <w:i w:val="0"/>
-          <w:color w:val="000000"/>
-          <w:sz w:val="22"/>
-        </w:rPr>
         <w:t>“Why didn’t you tell us that?” they asked.</w:t>
       </w:r>
     </w:p>
     <w:p>
       <w:pPr>
-        <w:jc w:val="left"/>
+        <w:spacing w:after="80"/>
       </w:pPr>
       <w:r>
-        <w:rPr>
-          <w:rFonts w:ascii="Arial" w:hAnsi="Arial" w:eastAsia="Arial"/>
-          <w:i w:val="0"/>
-          <w:color w:val="000000"/>
-          <w:sz w:val="22"/>
-        </w:rPr>
-        <w:t>“We could have fixed everything in a short time.”...</w:t>
+        <w:t>“We could have corrected it right away.”</w:t>
       </w:r>
     </w:p>
     <w:p>
       <w:pPr>
-        <w:jc w:val="left"/>
+        <w:spacing w:after="80"/>
       </w:pPr>
       <w:r>
-        <w:rPr>
-          <w:rFonts w:ascii="Arial" w:hAnsi="Arial" w:eastAsia="Arial"/>
-          <w:i w:val="0"/>
-          <w:color w:val="000000"/>
-          <w:sz w:val="22"/>
-        </w:rPr>
         <w:t>Frustrated, the employees returned to the office and complained to their management:</w:t>
       </w:r>
     </w:p>
     <w:p>
       <w:pPr>
-        <w:jc w:val="left"/>
+        <w:keepNext/>
       </w:pPr>
       <w:r>
-        <w:rPr>
-          <w:rFonts w:ascii="Arial" w:hAnsi="Arial" w:eastAsia="Arial"/>
-          <w:i w:val="0"/>
-          <w:color w:val="000000"/>
-          <w:sz w:val="22"/>
-        </w:rPr>
-        <w:t>“If we had been actively monitoring the process, checking in on the status regularly, and communicating clearly, this misunderstanding would never have happened. We wasted time, wasted energy, and lost trust—all because the hallway between us was silent.”</w:t>
+        <w:t>“We should have followed up, checked the status, and made sure everyone understood the process. We’ve lost time, effort, and trust because no one kept the conversation going.”</w:t>
       </w:r>
     </w:p>
     <w:p>
       <w:pPr>
-        <w:pStyle w:val="Moral"/>
         <w:keepNext/>
         <w:keepLines/>
-        <w:widowControl/>
-        <w:spacing w:before="240" w:after="180" w:line="283" w:lineRule="auto"/>
-        <w:ind w:left="240" w:right="240"/>
-        <w:jc w:val="left"/>
-        <w:pBdr>
-          <w:top w:val="single" w:sz="8" w:space="7" w:color="E8D59A"/>
-          <w:left w:val="single" w:sz="32" w:space="11" w:color="C6A23A"/>
-          <w:bottom w:val="single" w:sz="8" w:space="7" w:color="E8D59A"/>
-          <w:right w:val="single" w:sz="8" w:space="11" w:color="E8D59A"/>
-        </w:pBdr>
-        <w:shd w:val="clear" w:color="auto" w:fill="FFF8E1"/>
+        <w:spacing w:before="160"/>
       </w:pPr>
       <w:r>
         <w:rPr>
-          <w:rFonts w:ascii="Arial" w:hAnsi="Arial" w:eastAsia="Arial" w:cs="Arial"/>
           <w:b/>
-          <w:i w:val="0"/>
-          <w:color w:val="9A7417"/>
-          <w:sz w:val="22"/>
         </w:rPr>
-        <w:t xml:space="preserve">Moral: </w:t>
+        <w:t>Moral:</w:t>
       </w:r>
       <w:r>
-        <w:rPr>
-          <w:rFonts w:ascii="Arial" w:hAnsi="Arial" w:eastAsia="Arial" w:cs="Arial"/>
-          <w:b w:val="0"/>
-          <w:i w:val="0"/>
-          <w:color w:val="3F3826"/>
-          <w:sz w:val="22"/>
-        </w:rPr>
-        <w:t>When communication is unclear, even the best work can go unnoticed. When there is no consistent follow-up, even the strongest partnership can falter. In collaboration, the greatest enemy is often not failure—it is silence.</w:t>
+        <w:t xml:space="preserve"> When communication is unclear, even the best work can go unnoticed. When there is no consistent follow-up, even the strongest partnership can falter. In collaboration, the greatest enemy is often not failure—it is silence.</w:t>
       </w:r>
     </w:p>
     <w:p>
       <w:pPr>
-        <w:keepLines/>
-        <w:widowControl/>
-        <w:spacing w:before="60" w:after="0" w:line="240" w:lineRule="auto"/>
-        <w:jc w:val="right"/>
+        <w:spacing w:after="80"/>
       </w:pPr>
       <w:r>
         <w:rPr>
-          <w:rFonts w:ascii="Arial" w:hAnsi="Arial" w:eastAsia="Arial" w:cs="Arial"/>
-          <w:b w:val="0"/>
           <w:i/>
-          <w:color w:val="8A7950"/>
-          <w:sz w:val="17"/>
+          <w:sz w:val="18"/>
         </w:rPr>
-        <w:t>The story was obtained from open Internet sources.</w:t>
+        <w:t>Source: Publicly available internet sources.</w:t>
       </w:r>
     </w:p>
     <w:sectPr>
       <w:pgSz w:w="12240" w:h="15840"/>
-      <w:pgMar w:top="1440" w:right="1440" w:bottom="1440" w:left="1440" w:header="708" w:footer="708" w:gutter="0"/>
+      <w:pgMar w:top="1080" w:right="1224" w:bottom="1080" w:left="1224" w:header="720" w:footer="720" w:gutter="0"/>
       <w:cols w:space="720"/>
       <w:docGrid w:linePitch="360"/>
     </w:sectPr>
@@ -615,12 +500,14 @@
     <w:qFormat/>
     <w:rsid w:val="00FC693F"/>
     <w:pPr>
-      <w:spacing w:before="0" w:after="160" w:line="276" w:lineRule="auto"/>
+      <w:widowControl/>
+      <w:spacing w:after="120" w:line="259" w:lineRule="auto"/>
     </w:pPr>
     <w:rPr>
-      <w:rFonts w:ascii="Arial" w:hAnsi="Arial" w:eastAsia="Arial"/>
+      <w:rFonts w:ascii="Arial" w:hAnsi="Arial"/>
       <w:color w:val="000000"/>
       <w:sz w:val="22"/>
+      <w:lang w:val="en-US"/>
     </w:rPr>
   </w:style>
   <w:style w:type="paragraph" w:styleId="Header">
@@ -964,18 +851,17 @@
     <w:qFormat/>
     <w:rsid w:val="00FC693F"/>
     <w:pPr>
-      <w:pBdr>
-        <w:bottom w:val="single" w:sz="8" w:space="4" w:color="4F81BD" w:themeColor="accent1"/>
-      </w:pBdr>
-      <w:spacing w:after="300" w:line="240" w:lineRule="auto"/>
+      <w:keepNext/>
+      <w:spacing w:after="280" w:line="240" w:lineRule="auto"/>
       <w:contextualSpacing/>
     </w:pPr>
     <w:rPr>
-      <w:rFonts w:asciiTheme="majorHAnsi" w:eastAsiaTheme="majorEastAsia" w:hAnsiTheme="majorHAnsi" w:cstheme="majorBidi"/>
-      <w:color w:val="17365D" w:themeColor="text2" w:themeShade="BF"/>
+      <w:rFonts w:asciiTheme="majorHAnsi" w:eastAsiaTheme="majorEastAsia" w:hAnsiTheme="majorHAnsi" w:cstheme="majorBidi" w:ascii="Arial" w:hAnsi="Arial"/>
+      <w:b/>
+      <w:color w:val="000000"/>
       <w:spacing w:val="5"/>
       <w:kern w:val="28"/>
-      <w:sz w:val="52"/>
+      <w:sz w:val="34"/>
       <w:szCs w:val="52"/>
     </w:rPr>
   </w:style>
@@ -1451,9 +1337,6 @@
     <w:qFormat/>
     <w:rsid w:val="00FC693F"/>
     <w:pPr>
-      <w:pBdr>
-        <w:bottom w:val="single" w:sz="4" w:space="4" w:color="4F81BD" w:themeColor="accent1"/>
-      </w:pBdr>
       <w:spacing w:before="200" w:after="280"/>
       <w:ind w:left="936" w:right="936"/>
     </w:pPr>
@@ -12304,18 +12187,6 @@
         <w:shd w:val="clear" w:color="auto" w:fill="FBCAA2" w:themeFill="accent6" w:themeFillTint="7F"/>
       </w:tcPr>
     </w:tblStylePr>
-  </w:style>
-  <w:style w:type="paragraph" w:customStyle="1" w:styleId="Moral">
-    <w:name w:val="Moral"/>
-    <w:basedOn w:val="Normal"/>
-    <w:pPr>
-      <w:spacing w:before="160" w:after="0" w:line="276" w:lineRule="auto"/>
-    </w:pPr>
-    <w:rPr>
-      <w:rFonts w:ascii="Arial" w:hAnsi="Arial" w:eastAsia="Arial"/>
-      <w:i/>
-      <w:sz w:val="22"/>
-    </w:rPr>
   </w:style>
 </w:styles>
 </file>

--- a/en/wisdom-stories/silent-corridor.docx
+++ b/en/wisdom-stories/silent-corridor.docx
@@ -19,7 +19,7 @@
     <w:p>
       <w:pPr/>
       <w:r>
-        <w:t>The project team worked tirelessly for months, carefully polishing the documents, and one day, when everything was ready, they sent the materials to the sponsor and began to wait for a response. Days passed, weeks passed. The result — silence.</w:t>
+        <w:t>The project team worked tirelessly for months, prepared the documents, and one day, when everything was ready, they sent the materials to the sponsor and began to wait for a response. Days passed, weeks passed. The result — silence.</w:t>
       </w:r>
     </w:p>
     <w:p>
@@ -43,7 +43,7 @@
         <w:spacing w:after="80"/>
       </w:pPr>
       <w:r>
-        <w:t>No one knew. Each inquiry brought only another vague response.</w:t>
+        <w:t>No one knew. Inquiries to the sponsor brought only evasive, uncertain answers.</w:t>
       </w:r>
     </w:p>
     <w:p>
@@ -55,7 +55,7 @@
     <w:p>
       <w:pPr/>
       <w:r>
-        <w:t>“Yes, we received the documents, but we couldn’t accept them. The submission format was wrong, and the required procedure hadn’t been followed.”</w:t>
+        <w:t>“Yes, we received the documents, but we have not accepted them. The submission format was wrong, and the required procedure hadn’t been followed.”</w:t>
       </w:r>
     </w:p>
     <w:p>
@@ -95,7 +95,7 @@
         <w:keepNext/>
       </w:pPr>
       <w:r>
-        <w:t>“We should have followed up, checked the status, and made sure everyone understood the process. We’ve lost time, effort, and trust because no one kept the conversation going.”</w:t>
+        <w:t>“We should have followed up, checked the status, and spoken clearly with the other side. Our time and effort were wasted, and our trust was shaken because the corridor between us stayed silent.”</w:t>
       </w:r>
     </w:p>
     <w:p>
@@ -108,11 +108,9 @@
         <w:rPr>
           <w:b/>
         </w:rPr>
-        <w:t>Moral:</w:t>
+        <w:t>Moral: When communication is unclear, even the best work can go unnoticed. When there is no consistent follow-up, even the strongest partnership weakens. Sometimes the greatest harm to a partnership is done not by failure, but by silence.</w:t>
       </w:r>
-      <w:r>
-        <w:t xml:space="preserve"> When communication is unclear, even the best work can go unnoticed. When there is no consistent follow-up, even the strongest partnership can falter. In collaboration, the greatest enemy is often not failure—it is silence.</w:t>
-      </w:r>
+      <w:r/>
     </w:p>
     <w:p>
       <w:pPr>
@@ -123,7 +121,7 @@
           <w:i/>
           <w:sz w:val="18"/>
         </w:rPr>
-        <w:t>Source: Publicly available internet sources.</w:t>
+        <w:t>Stories are taken from open Internet sources; illustrations were created with AI.</w:t>
       </w:r>
     </w:p>
     <w:sectPr>
